--- a/Standard Operating Procedures/Com4 Role Email Address Setup.docx
+++ b/Standard Operating Procedures/Com4 Role Email Address Setup.docx
@@ -2,6 +2,101 @@
 <file path=word/document.xml><?xml version="1.0" encoding="utf-8"?>
 <w:document xmlns:wpc="http://schemas.microsoft.com/office/word/2010/wordprocessingCanvas" xmlns:mo="http://schemas.microsoft.com/office/mac/office/2008/main" xmlns:mc="http://schemas.openxmlformats.org/markup-compatibility/2006" xmlns:mv="urn:schemas-microsoft-com:mac:vml" xmlns:o="urn:schemas-microsoft-com:office:office" xmlns:r="http://schemas.openxmlformats.org/officeDocument/2006/relationships" xmlns:m="http://schemas.openxmlformats.org/officeDocument/2006/math" xmlns:v="urn:schemas-microsoft-com:vml" xmlns:wp14="http://schemas.microsoft.com/office/word/2010/wordprocessingDrawing" xmlns:wp="http://schemas.openxmlformats.org/drawingml/2006/wordprocessingDrawing" xmlns:w10="urn:schemas-microsoft-com:office:word" xmlns:w="http://schemas.openxmlformats.org/wordprocessingml/2006/main" xmlns:w14="http://schemas.microsoft.com/office/word/2010/wordml" xmlns:wpg="http://schemas.microsoft.com/office/word/2010/wordprocessingGroup" xmlns:wpi="http://schemas.microsoft.com/office/word/2010/wordprocessingInk" xmlns:wne="http://schemas.microsoft.com/office/word/2006/wordml" xmlns:wps="http://schemas.microsoft.com/office/word/2010/wordprocessingShape" mc:Ignorable="w14 wp14">
   <w:body>
+    <w:p>
+      <w:pPr>
+        <w:jc w:val="left"/>
+      </w:pPr>
+      <w:r>
+        <w:drawing>
+          <wp:inline xmlns:a="http://schemas.openxmlformats.org/drawingml/2006/main" xmlns:pic="http://schemas.openxmlformats.org/drawingml/2006/picture">
+            <wp:extent cx="2879860" cy="822960"/>
+            <wp:docPr id="1" name="Picture 1"/>
+            <wp:cNvGraphicFramePr>
+              <a:graphicFrameLocks noChangeAspect="1"/>
+            </wp:cNvGraphicFramePr>
+            <a:graphic>
+              <a:graphicData uri="http://schemas.openxmlformats.org/drawingml/2006/picture">
+                <pic:pic>
+                  <pic:nvPicPr>
+                    <pic:cNvPr id="0" name="NC logo.png"/>
+                    <pic:cNvPicPr/>
+                  </pic:nvPicPr>
+                  <pic:blipFill>
+                    <a:blip r:embed="rId9"/>
+                    <a:stretch>
+                      <a:fillRect/>
+                    </a:stretch>
+                  </pic:blipFill>
+                  <pic:spPr>
+                    <a:xfrm>
+                      <a:off x="0" y="0"/>
+                      <a:ext cx="2879860" cy="822960"/>
+                    </a:xfrm>
+                    <a:prstGeom prst="rect"/>
+                  </pic:spPr>
+                </pic:pic>
+              </a:graphicData>
+            </a:graphic>
+          </wp:inline>
+        </w:drawing>
+      </w:r>
+      <w:r>
+        <w:drawing>
+          <wp:anchor xmlns:a="http://schemas.openxmlformats.org/drawingml/2006/main" xmlns:pic="http://schemas.openxmlformats.org/drawingml/2006/picture" distT="0" distB="0" distL="0" distR="0" simplePos="0" relativeHeight="3" behindDoc="0" locked="0" layoutInCell="0" allowOverlap="1">
+            <wp:simplePos x="0" y="0"/>
+            <wp:positionH relativeFrom="column">
+              <wp:posOffset>4833620</wp:posOffset>
+            </wp:positionH>
+            <wp:positionV relativeFrom="paragraph">
+              <wp:posOffset>-123825</wp:posOffset>
+            </wp:positionV>
+            <wp:extent cx="1529080" cy="1091565"/>
+            <wp:effectExtent l="0" t="0" r="0" b="0"/>
+            <wp:wrapSquare wrapText="largest"/>
+            <wp:docPr id="2" name="BMlogo"/>
+            <wp:cNvGraphicFramePr>
+              <a:graphicFrameLocks noChangeAspect="1"/>
+            </wp:cNvGraphicFramePr>
+            <a:graphic>
+              <a:graphicData uri="http://schemas.openxmlformats.org/drawingml/2006/picture">
+                <pic:pic>
+                  <pic:nvPicPr>
+                    <pic:cNvPr id="2" name="BMlogo"/>
+                    <pic:cNvPicPr>
+                      <a:picLocks noChangeAspect="1" noChangeArrowheads="1"/>
+                    </pic:cNvPicPr>
+                  </pic:nvPicPr>
+                  <pic:blipFill>
+                    <a:blip r:embed="rId10"/>
+                    <a:stretch>
+                      <a:fillRect/>
+                    </a:stretch>
+                  </pic:blipFill>
+                  <pic:spPr bwMode="auto">
+                    <a:xfrm>
+                      <a:off x="0" y="0"/>
+                      <a:ext cx="1529080" cy="1091565"/>
+                    </a:xfrm>
+                    <a:prstGeom prst="rect">
+                      <a:avLst/>
+                    </a:prstGeom>
+                    <a:noFill/>
+                  </pic:spPr>
+                </pic:pic>
+              </a:graphicData>
+            </a:graphic>
+          </wp:anchor>
+        </w:drawing>
+      </w:r>
+    </w:p>
+    <w:p/>
+    <w:p>
+      <w:pPr>
+        <w:pBdr>
+          <w:bottom w:val="single" w:sz="12" w:space="1" w:color="000000"/>
+        </w:pBdr>
+      </w:pPr>
+    </w:p>
     <w:p>
       <w:pPr>
         <w:jc w:val="center"/>
@@ -9,6 +104,8 @@
       <w:r>
         <w:rPr>
           <w:b/>
+          <w:i w:val="0"/>
+          <w:sz w:val="22"/>
         </w:rPr>
         <w:t>STANDARD OPERATING PROCEDURE</w:t>
       </w:r>
@@ -20,10 +117,13 @@
       <w:r>
         <w:rPr>
           <w:b/>
+          <w:i w:val="0"/>
+          <w:sz w:val="30"/>
         </w:rPr>
         <w:t>Role Email Address Setup</w:t>
       </w:r>
     </w:p>
+    <w:p/>
     <w:tbl>
       <w:tblPr>
         <w:tblStyle w:val="TableGrid"/>
@@ -31,13 +131,13 @@
         <w:tblLook w:firstColumn="1" w:firstRow="1" w:lastColumn="0" w:lastRow="0" w:noHBand="0" w:noVBand="1" w:val="04A0"/>
       </w:tblPr>
       <w:tblGrid>
-        <w:gridCol w:w="4320"/>
-        <w:gridCol w:w="4320"/>
+        <w:gridCol w:w="4680"/>
+        <w:gridCol w:w="4680"/>
       </w:tblGrid>
       <w:tr>
         <w:tc>
           <w:tcPr>
-            <w:tcW w:type="dxa" w:w="4320"/>
+            <w:tcW w:type="dxa" w:w="4680"/>
           </w:tcPr>
           <w:p>
             <w:r>
@@ -47,7 +147,7 @@
         </w:tc>
         <w:tc>
           <w:tcPr>
-            <w:tcW w:type="dxa" w:w="4320"/>
+            <w:tcW w:type="dxa" w:w="4680"/>
           </w:tcPr>
           <w:p>
             <w:r>
@@ -59,7 +159,7 @@
       <w:tr>
         <w:tc>
           <w:tcPr>
-            <w:tcW w:type="dxa" w:w="4320"/>
+            <w:tcW w:type="dxa" w:w="4680"/>
           </w:tcPr>
           <w:p>
             <w:r>
@@ -69,7 +169,7 @@
         </w:tc>
         <w:tc>
           <w:tcPr>
-            <w:tcW w:type="dxa" w:w="4320"/>
+            <w:tcW w:type="dxa" w:w="4680"/>
           </w:tcPr>
           <w:p>
             <w:r>
@@ -81,7 +181,7 @@
       <w:tr>
         <w:tc>
           <w:tcPr>
-            <w:tcW w:type="dxa" w:w="4320"/>
+            <w:tcW w:type="dxa" w:w="4680"/>
           </w:tcPr>
           <w:p>
             <w:r>
@@ -91,7 +191,7 @@
         </w:tc>
         <w:tc>
           <w:tcPr>
-            <w:tcW w:type="dxa" w:w="4320"/>
+            <w:tcW w:type="dxa" w:w="4680"/>
           </w:tcPr>
           <w:p>
             <w:r>
@@ -103,7 +203,7 @@
       <w:tr>
         <w:tc>
           <w:tcPr>
-            <w:tcW w:type="dxa" w:w="4320"/>
+            <w:tcW w:type="dxa" w:w="4680"/>
           </w:tcPr>
           <w:p>
             <w:r>
@@ -113,7 +213,7 @@
         </w:tc>
         <w:tc>
           <w:tcPr>
-            <w:tcW w:type="dxa" w:w="4320"/>
+            <w:tcW w:type="dxa" w:w="4680"/>
           </w:tcPr>
           <w:p>
             <w:r>
@@ -287,7 +387,7 @@
     </w:p>
     <w:p>
       <w:r>
-        <w:t>10. Gmail will send a verification email to the new address. Because the Cloudflare routing rule is now active, this email will arrive in the camp Gmail inbox (tagged nipcrime+[role]).</w:t>
+        <w:t>10. Gmail will send a verification email to the new address. Because the Cloudflare routing rule is now active, this email will arrive in the camp Gmail inbox.</w:t>
       </w:r>
     </w:p>
     <w:p>
@@ -411,13 +511,34 @@
       </w:r>
     </w:p>
     <w:sectPr>
+      <w:footerReference w:type="default" r:id="rId11"/>
       <w:pgSz w:w="12240" w:h="15840"/>
-      <w:pgMar w:top="1440" w:right="1800" w:bottom="1440" w:left="1800" w:header="720" w:footer="720" w:gutter="0"/>
+      <w:pgMar w:top="720" w:right="1440" w:bottom="1080" w:left="1440" w:header="720" w:footer="720" w:gutter="0"/>
       <w:cols w:space="720"/>
       <w:docGrid w:linePitch="360"/>
     </w:sectPr>
   </w:body>
 </w:document>
+</file>
+
+<file path=word/footer1.xml><?xml version="1.0" encoding="utf-8"?>
+<w:ftr xmlns:m="http://schemas.openxmlformats.org/officeDocument/2006/math" xmlns:mc="http://schemas.openxmlformats.org/markup-compatibility/2006" xmlns:mo="http://schemas.microsoft.com/office/mac/office/2008/main" xmlns:mv="urn:schemas-microsoft-com:mac:vml" xmlns:o="urn:schemas-microsoft-com:office:office" xmlns:r="http://schemas.openxmlformats.org/officeDocument/2006/relationships" xmlns:v="urn:schemas-microsoft-com:vml" xmlns:w10="urn:schemas-microsoft-com:office:word" xmlns:w14="http://schemas.microsoft.com/office/word/2010/wordml" xmlns:w="http://schemas.openxmlformats.org/wordprocessingml/2006/main" xmlns:wne="http://schemas.microsoft.com/office/word/2006/wordml" xmlns:wp14="http://schemas.microsoft.com/office/word/2010/wordprocessingDrawing" xmlns:wp="http://schemas.openxmlformats.org/drawingml/2006/wordprocessingDrawing" xmlns:wpc="http://schemas.microsoft.com/office/word/2010/wordprocessingCanvas" xmlns:wpg="http://schemas.microsoft.com/office/word/2010/wordprocessingGroup" xmlns:wpi="http://schemas.microsoft.com/office/word/2010/wordprocessingInk" xmlns:wps="http://schemas.microsoft.com/office/word/2010/wordprocessingShape" mc:Ignorable="w14 wp14">
+  <w:p>
+    <w:pPr>
+      <w:pStyle w:val="Footer"/>
+      <w:jc w:val="center"/>
+    </w:pPr>
+    <w:r>
+      <w:rPr>
+        <w:b w:val="0"/>
+        <w:i w:val="0"/>
+        <w:color w:val="808080"/>
+        <w:sz w:val="16"/>
+      </w:rPr>
+      <w:t>Nipple Crime Theme Camp  |  Com1 Slack  |  Ver 1.0  |  Confidential — Internal Use Only</w:t>
+    </w:r>
+  </w:p>
+</w:ftr>
 </file>
 
 <file path=word/numbering.xml><?xml version="1.0" encoding="utf-8"?>
